--- a/Received/nursery/Nursery, Eng O.docx
+++ b/Received/nursery/Nursery, Eng O.docx
@@ -272,27 +272,7 @@
           <w:sz w:val="24"/>
           <w:szCs w:val="24"/>
         </w:rPr>
-        <w:t xml:space="preserve">Ratnanagar-7, </w:t>
-      </w:r>
-      <w:proofErr w:type="spellStart"/>
-      <w:r>
-        <w:rPr>
-          <w:rFonts w:ascii="Times New Roman" w:hAnsi="Times New Roman" w:cs="Times New Roman"/>
-          <w:b/>
-          <w:sz w:val="24"/>
-          <w:szCs w:val="24"/>
-        </w:rPr>
-        <w:t>Sauraha</w:t>
-      </w:r>
-      <w:proofErr w:type="spellEnd"/>
-      <w:r>
-        <w:rPr>
-          <w:rFonts w:ascii="Times New Roman" w:hAnsi="Times New Roman" w:cs="Times New Roman"/>
-          <w:b/>
-          <w:sz w:val="24"/>
-          <w:szCs w:val="24"/>
-        </w:rPr>
-        <w:t>, Chitwan</w:t>
+        <w:t>Ratnanagar-7, Sauraha, Chitwan</w:t>
       </w:r>
     </w:p>
     <w:p>
@@ -634,25 +614,7 @@
           <w:sz w:val="28"/>
           <w:szCs w:val="28"/>
         </w:rPr>
-        <w:t xml:space="preserve"> English ‘</w:t>
-      </w:r>
-      <w:r>
-        <w:rPr>
-          <w:rFonts w:ascii="Times New Roman" w:hAnsi="Times New Roman" w:cs="Times New Roman"/>
-          <w:b/>
-          <w:sz w:val="28"/>
-          <w:szCs w:val="28"/>
-        </w:rPr>
-        <w:t>O</w:t>
-      </w:r>
-      <w:r>
-        <w:rPr>
-          <w:rFonts w:ascii="Times New Roman" w:hAnsi="Times New Roman" w:cs="Times New Roman"/>
-          <w:b/>
-          <w:sz w:val="28"/>
-          <w:szCs w:val="28"/>
-        </w:rPr>
-        <w:t>’</w:t>
+        <w:t xml:space="preserve"> English ‘O’</w:t>
       </w:r>
     </w:p>
     <w:p>
@@ -1232,7 +1194,15 @@
           <w:sz w:val="32"/>
           <w:szCs w:val="32"/>
         </w:rPr>
-        <w:t>Read the given letters?</w:t>
+        <w:t>Read the given letters</w:t>
+      </w:r>
+      <w:r>
+        <w:rPr>
+          <w:rFonts w:ascii="Times New Roman" w:hAnsi="Times New Roman" w:cs="Times New Roman"/>
+          <w:sz w:val="32"/>
+          <w:szCs w:val="32"/>
+        </w:rPr>
+        <w:t>.</w:t>
       </w:r>
       <w:r>
         <w:rPr>
@@ -1334,17 +1304,8 @@
           <w:szCs w:val="32"/>
         </w:rPr>
         <w:tab/>
-      </w:r>
-      <w:proofErr w:type="spellStart"/>
-      <w:r>
-        <w:rPr>
-          <w:rFonts w:ascii="Times New Roman" w:hAnsi="Times New Roman" w:cs="Times New Roman"/>
-          <w:sz w:val="32"/>
-          <w:szCs w:val="32"/>
-        </w:rPr>
         <w:t>Ll</w:t>
       </w:r>
-      <w:proofErr w:type="spellEnd"/>
       <w:r>
         <w:rPr>
           <w:rFonts w:ascii="Times New Roman" w:hAnsi="Times New Roman" w:cs="Times New Roman"/>
@@ -1377,17 +1338,8 @@
           <w:szCs w:val="32"/>
         </w:rPr>
         <w:tab/>
-      </w:r>
-      <w:proofErr w:type="spellStart"/>
-      <w:r>
-        <w:rPr>
-          <w:rFonts w:ascii="Times New Roman" w:hAnsi="Times New Roman" w:cs="Times New Roman"/>
-          <w:sz w:val="32"/>
-          <w:szCs w:val="32"/>
-        </w:rPr>
         <w:t>Nn</w:t>
       </w:r>
-      <w:proofErr w:type="spellEnd"/>
       <w:r>
         <w:rPr>
           <w:rFonts w:ascii="Times New Roman" w:hAnsi="Times New Roman" w:cs="Times New Roman"/>
@@ -1440,17 +1392,8 @@
           <w:szCs w:val="32"/>
         </w:rPr>
         <w:tab/>
-      </w:r>
-      <w:proofErr w:type="spellStart"/>
-      <w:r>
-        <w:rPr>
-          <w:rFonts w:ascii="Times New Roman" w:hAnsi="Times New Roman" w:cs="Times New Roman"/>
-          <w:sz w:val="32"/>
-          <w:szCs w:val="32"/>
-        </w:rPr>
         <w:t>Qq</w:t>
       </w:r>
-      <w:proofErr w:type="spellEnd"/>
       <w:r>
         <w:rPr>
           <w:rFonts w:ascii="Times New Roman" w:hAnsi="Times New Roman" w:cs="Times New Roman"/>
@@ -2169,7 +2112,14 @@
           <w:szCs w:val="32"/>
         </w:rPr>
         <w:tab/>
-        <w:t>10</w:t>
+      </w:r>
+      <w:r>
+        <w:rPr>
+          <w:rFonts w:ascii="Times New Roman" w:hAnsi="Times New Roman" w:cs="Times New Roman"/>
+          <w:sz w:val="32"/>
+          <w:szCs w:val="32"/>
+        </w:rPr>
+        <w:t>5</w:t>
       </w:r>
     </w:p>
     <w:sectPr>
